--- a/docs/圖框標題欄位規範與使用指引.docx
+++ b/docs/圖框標題欄位規範與使用指引.docx
@@ -370,7 +370,7 @@
           <w:left w:w="10" w:type="dxa"/>
           <w:right w:w="10" w:type="dxa"/>
         </w:tblCellMar>
-        <w:tblLook w:val="0000" w:firstRow="0" w:lastRow="0" w:firstColumn="0" w:lastColumn="0" w:noHBand="0" w:noVBand="0"/>
+        <w:tblLook w:val="04A0" w:firstRow="1" w:lastRow="0" w:firstColumn="1" w:lastColumn="0" w:noHBand="0" w:noVBand="1"/>
       </w:tblPr>
       <w:tblGrid>
         <w:gridCol w:w="1500"/>
@@ -906,7 +906,7 @@
           <w:left w:w="10" w:type="dxa"/>
           <w:right w:w="10" w:type="dxa"/>
         </w:tblCellMar>
-        <w:tblLook w:val="0000" w:firstRow="0" w:lastRow="0" w:firstColumn="0" w:lastColumn="0" w:noHBand="0" w:noVBand="0"/>
+        <w:tblLook w:val="04A0" w:firstRow="1" w:lastRow="0" w:firstColumn="1" w:lastColumn="0" w:noHBand="0" w:noVBand="1"/>
       </w:tblPr>
       <w:tblGrid>
         <w:gridCol w:w="1600"/>
@@ -1478,86 +1478,6 @@
     </w:p>
     <w:p>
       <w:pPr>
-        <w:pStyle w:val="1"/>
-        <w:spacing w:before="300" w:after="160"/>
-      </w:pPr>
-      <w:r>
-        <w:rPr>
-          <w:b/>
-          <w:bCs/>
-          <w:color w:val="1F4E79"/>
-          <w:sz w:val="30"/>
-          <w:szCs w:val="30"/>
-        </w:rPr>
-        <w:t xml:space="preserve">2. </w:t>
-      </w:r>
-      <w:r>
-        <w:rPr>
-          <w:b/>
-          <w:bCs/>
-          <w:color w:val="1F4E79"/>
-          <w:sz w:val="30"/>
-          <w:szCs w:val="30"/>
-        </w:rPr>
-        <w:t>修訂索引與修訂記錄欄</w:t>
-      </w:r>
-      <w:r>
-        <w:rPr>
-          <w:b/>
-          <w:bCs/>
-          <w:color w:val="1F4E79"/>
-          <w:sz w:val="30"/>
-          <w:szCs w:val="30"/>
-        </w:rPr>
-        <w:t xml:space="preserve"> </w:t>
-      </w:r>
-      <w:r>
-        <w:rPr>
-          <w:b/>
-          <w:bCs/>
-          <w:color w:val="1F4E79"/>
-          <w:sz w:val="30"/>
-          <w:szCs w:val="30"/>
-        </w:rPr>
-        <w:t>—</w:t>
-      </w:r>
-      <w:r>
-        <w:rPr>
-          <w:b/>
-          <w:bCs/>
-          <w:color w:val="1F4E79"/>
-          <w:sz w:val="30"/>
-          <w:szCs w:val="30"/>
-        </w:rPr>
-        <w:t xml:space="preserve"> </w:t>
-      </w:r>
-      <w:r>
-        <w:rPr>
-          <w:b/>
-          <w:bCs/>
-          <w:color w:val="1F4E79"/>
-          <w:sz w:val="30"/>
-          <w:szCs w:val="30"/>
-        </w:rPr>
-        <w:t>修訂規則</w:t>
-      </w:r>
-    </w:p>
-    <w:p>
-      <w:pPr>
-        <w:spacing w:after="120"/>
-      </w:pPr>
-      <w:r>
-        <w:t>修訂管理是</w:t>
-      </w:r>
-      <w:r>
-        <w:t xml:space="preserve"> CE</w:t>
-      </w:r>
-      <w:r>
-        <w:t>／客戶查驗時最常被檢核的項目：圖面必須能證明「這一版對應現場這一台機器」。</w:t>
-      </w:r>
-    </w:p>
-    <w:p>
-      <w:pPr>
         <w:pStyle w:val="2"/>
         <w:spacing w:before="220" w:after="120"/>
       </w:pPr>
@@ -1569,7 +1489,7 @@
           <w:sz w:val="24"/>
           <w:szCs w:val="24"/>
         </w:rPr>
-        <w:t xml:space="preserve">2.1 </w:t>
+        <w:t xml:space="preserve">1.3 </w:t>
       </w:r>
       <w:r>
         <w:rPr>
@@ -1579,276 +1499,33 @@
           <w:sz w:val="24"/>
           <w:szCs w:val="24"/>
         </w:rPr>
-        <w:t>版次代號規則</w:t>
-      </w:r>
-    </w:p>
-    <w:p>
-      <w:pPr>
-        <w:pStyle w:val="a4"/>
-        <w:numPr>
-          <w:ilvl w:val="0"/>
-          <w:numId w:val="2"/>
-        </w:numPr>
-        <w:spacing w:after="80"/>
-      </w:pPr>
-      <w:r>
-        <w:t>發行前（草稿期）：以數字或</w:t>
-      </w:r>
-      <w:r>
-        <w:t xml:space="preserve"> P </w:t>
-      </w:r>
-      <w:r>
-        <w:t>前綴標示，如</w:t>
-      </w:r>
-      <w:r>
-        <w:t xml:space="preserve"> 01</w:t>
-      </w:r>
-      <w:r>
-        <w:t>、</w:t>
-      </w:r>
-      <w:r>
-        <w:t xml:space="preserve">02 </w:t>
-      </w:r>
-      <w:r>
-        <w:t>或</w:t>
-      </w:r>
-      <w:r>
-        <w:t xml:space="preserve"> P1</w:t>
-      </w:r>
-      <w:r>
-        <w:t>、</w:t>
-      </w:r>
-      <w:r>
-        <w:t>P2</w:t>
-      </w:r>
-      <w:r>
-        <w:t>，代表尚無效力。</w:t>
-      </w:r>
-    </w:p>
-    <w:p>
-      <w:pPr>
-        <w:pStyle w:val="a4"/>
-        <w:numPr>
-          <w:ilvl w:val="0"/>
-          <w:numId w:val="2"/>
-        </w:numPr>
-        <w:spacing w:after="80"/>
-      </w:pPr>
-      <w:r>
-        <w:t>首次正式發行：版次定為</w:t>
-      </w:r>
-      <w:r>
-        <w:t xml:space="preserve"> A</w:t>
-      </w:r>
-      <w:r>
-        <w:t>（部分公司慣用「</w:t>
-      </w:r>
-      <w:r>
-        <w:t>-</w:t>
-      </w:r>
-      <w:r>
-        <w:t>」或「</w:t>
-      </w:r>
-      <w:r>
-        <w:t>0</w:t>
-      </w:r>
-      <w:r>
-        <w:t>」，擇一並全公司統一）。</w:t>
-      </w:r>
-    </w:p>
-    <w:p>
-      <w:pPr>
-        <w:pStyle w:val="a4"/>
-        <w:numPr>
-          <w:ilvl w:val="0"/>
-          <w:numId w:val="2"/>
-        </w:numPr>
-        <w:spacing w:after="80"/>
-      </w:pPr>
-      <w:r>
-        <w:t>後續修訂：依字母序</w:t>
-      </w:r>
-      <w:r>
-        <w:t xml:space="preserve"> B</w:t>
-      </w:r>
-      <w:r>
-        <w:t>、</w:t>
-      </w:r>
-      <w:r>
-        <w:t>C</w:t>
-      </w:r>
-      <w:r>
-        <w:t>、</w:t>
-      </w:r>
-      <w:r>
-        <w:t>D</w:t>
-      </w:r>
-      <w:r>
-        <w:t>…</w:t>
-      </w:r>
-      <w:r>
-        <w:t>；跳過</w:t>
-      </w:r>
-      <w:r>
-        <w:t xml:space="preserve"> I</w:t>
-      </w:r>
-      <w:r>
-        <w:t>、</w:t>
-      </w:r>
-      <w:r>
-        <w:t>O</w:t>
-      </w:r>
-      <w:r>
-        <w:t>、</w:t>
-      </w:r>
-      <w:r>
-        <w:t xml:space="preserve">Q </w:t>
-      </w:r>
-      <w:r>
-        <w:t>三個字母，避免與數字</w:t>
-      </w:r>
-      <w:r>
-        <w:t xml:space="preserve"> 1</w:t>
-      </w:r>
-      <w:r>
-        <w:t>、</w:t>
-      </w:r>
-      <w:r>
-        <w:t xml:space="preserve">0 </w:t>
-      </w:r>
-      <w:r>
-        <w:t>混淆。</w:t>
-      </w:r>
-    </w:p>
-    <w:p>
-      <w:pPr>
-        <w:pStyle w:val="a4"/>
-        <w:numPr>
-          <w:ilvl w:val="0"/>
-          <w:numId w:val="2"/>
-        </w:numPr>
-        <w:spacing w:after="80"/>
-      </w:pPr>
-      <w:r>
-        <w:t>字母用罄（超過</w:t>
-      </w:r>
-      <w:r>
-        <w:t xml:space="preserve"> Z</w:t>
-      </w:r>
-      <w:r>
-        <w:t>）時採</w:t>
-      </w:r>
-      <w:r>
-        <w:t xml:space="preserve"> AA</w:t>
-      </w:r>
-      <w:r>
-        <w:t>、</w:t>
-      </w:r>
-      <w:r>
-        <w:t>AB</w:t>
-      </w:r>
-      <w:r>
-        <w:t>…</w:t>
-      </w:r>
-      <w:r>
-        <w:t>延續。</w:t>
-      </w:r>
-    </w:p>
-    <w:p>
-      <w:pPr>
-        <w:pStyle w:val="2"/>
-        <w:spacing w:before="220" w:after="120"/>
-      </w:pPr>
-      <w:r>
-        <w:rPr>
-          <w:b/>
-          <w:bCs/>
-          <w:color w:val="2E5E8C"/>
-          <w:sz w:val="24"/>
-          <w:szCs w:val="24"/>
-        </w:rPr>
-        <w:t xml:space="preserve">2.2 </w:t>
-      </w:r>
-      <w:r>
-        <w:rPr>
-          <w:b/>
-          <w:bCs/>
-          <w:color w:val="2E5E8C"/>
-          <w:sz w:val="24"/>
-          <w:szCs w:val="24"/>
-        </w:rPr>
-        <w:t>何時必須升版</w:t>
-      </w:r>
-    </w:p>
-    <w:p>
-      <w:pPr>
-        <w:pStyle w:val="a4"/>
-        <w:numPr>
-          <w:ilvl w:val="0"/>
-          <w:numId w:val="2"/>
-        </w:numPr>
-        <w:spacing w:after="80"/>
-      </w:pPr>
-      <w:r>
-        <w:t>任何影響製造、配線、檢驗結果的內容變更：迴路更動、元件型號更換、線號變更、端子配置調整。</w:t>
-      </w:r>
-    </w:p>
-    <w:p>
-      <w:pPr>
-        <w:pStyle w:val="a4"/>
-        <w:numPr>
-          <w:ilvl w:val="0"/>
-          <w:numId w:val="2"/>
-        </w:numPr>
-        <w:spacing w:after="80"/>
-      </w:pPr>
-      <w:r>
-        <w:t>不需升版的情形：純排版微調、錯字修正且不影響技術內容</w:t>
-      </w:r>
-      <w:r>
-        <w:t>——</w:t>
-      </w:r>
-      <w:r>
-        <w:t>但若已正式發行，保守做法仍是升版，並在修改內容註明「文字修正」。</w:t>
-      </w:r>
-    </w:p>
-    <w:p>
-      <w:pPr>
-        <w:pStyle w:val="a4"/>
-        <w:numPr>
-          <w:ilvl w:val="0"/>
-          <w:numId w:val="2"/>
-        </w:numPr>
-        <w:spacing w:after="80"/>
-      </w:pPr>
-      <w:r>
-        <w:t>升版必須同步：標題欄修訂索引、修訂記錄欄新增一列、受影響頁面的修訂標記，三者缺一不可。</w:t>
-      </w:r>
-    </w:p>
-    <w:p>
-      <w:pPr>
-        <w:pStyle w:val="2"/>
-        <w:spacing w:before="220" w:after="120"/>
-      </w:pPr>
-      <w:r>
-        <w:rPr>
-          <w:b/>
-          <w:bCs/>
-          <w:color w:val="2E5E8C"/>
-          <w:sz w:val="24"/>
-          <w:szCs w:val="24"/>
-        </w:rPr>
-        <w:t xml:space="preserve">2.3 </w:t>
-      </w:r>
-      <w:r>
-        <w:rPr>
-          <w:b/>
-          <w:bCs/>
-          <w:color w:val="2E5E8C"/>
-          <w:sz w:val="24"/>
-          <w:szCs w:val="24"/>
-        </w:rPr>
-        <w:t>修訂記錄欄填寫要求</w:t>
+        <w:t>每台設備需要出哪些文件？</w:t>
+      </w:r>
+    </w:p>
+    <w:p>
+      <w:pPr>
+        <w:spacing w:after="120"/>
+      </w:pPr>
+      <w:r>
+        <w:t>並非每台設備都要出齊上表所有文件。</w:t>
+      </w:r>
+      <w:r>
+        <w:t xml:space="preserve">IEC 60204-1 </w:t>
+      </w:r>
+      <w:r>
+        <w:t>第</w:t>
+      </w:r>
+      <w:r>
+        <w:t xml:space="preserve"> 17 </w:t>
+      </w:r>
+      <w:r>
+        <w:t>章列出的是文件「菜單」，實際交付項目視適用情況（</w:t>
+      </w:r>
+      <w:r>
+        <w:t>as applicable</w:t>
+      </w:r>
+      <w:r>
+        <w:t>）由機台複雜度與合約決定。實務層級如下：</w:t>
       </w:r>
     </w:p>
     <w:tbl>
@@ -1866,7 +1543,1068 @@
           <w:left w:w="10" w:type="dxa"/>
           <w:right w:w="10" w:type="dxa"/>
         </w:tblCellMar>
-        <w:tblLook w:val="0000" w:firstRow="0" w:lastRow="0" w:firstColumn="0" w:lastColumn="0" w:noHBand="0" w:noVBand="0"/>
+        <w:tblLook w:val="04A0" w:firstRow="1" w:lastRow="0" w:firstColumn="1" w:lastColumn="0" w:noHBand="0" w:noVBand="1"/>
+      </w:tblPr>
+      <w:tblGrid>
+        <w:gridCol w:w="2600"/>
+        <w:gridCol w:w="2400"/>
+        <w:gridCol w:w="5000"/>
+      </w:tblGrid>
+      <w:tr>
+        <w:tblPrEx>
+          <w:tblCellMar>
+            <w:top w:w="0" w:type="dxa"/>
+            <w:bottom w:w="0" w:type="dxa"/>
+          </w:tblCellMar>
+        </w:tblPrEx>
+        <w:tc>
+          <w:tcPr>
+            <w:tcW w:w="2600" w:type="dxa"/>
+            <w:shd w:val="clear" w:color="auto" w:fill="D9E2F0"/>
+            <w:tcMar>
+              <w:top w:w="60" w:type="dxa"/>
+              <w:left w:w="100" w:type="dxa"/>
+              <w:bottom w:w="60" w:type="dxa"/>
+              <w:right w:w="100" w:type="dxa"/>
+            </w:tcMar>
+          </w:tcPr>
+          <w:p>
+            <w:r>
+              <w:rPr>
+                <w:b/>
+                <w:bCs/>
+                <w:sz w:val="19"/>
+                <w:szCs w:val="19"/>
+              </w:rPr>
+              <w:t>層級</w:t>
+            </w:r>
+          </w:p>
+        </w:tc>
+        <w:tc>
+          <w:tcPr>
+            <w:tcW w:w="2400" w:type="dxa"/>
+            <w:shd w:val="clear" w:color="auto" w:fill="D9E2F0"/>
+            <w:tcMar>
+              <w:top w:w="60" w:type="dxa"/>
+              <w:left w:w="100" w:type="dxa"/>
+              <w:bottom w:w="60" w:type="dxa"/>
+              <w:right w:w="100" w:type="dxa"/>
+            </w:tcMar>
+          </w:tcPr>
+          <w:p>
+            <w:r>
+              <w:rPr>
+                <w:b/>
+                <w:bCs/>
+                <w:sz w:val="19"/>
+                <w:szCs w:val="19"/>
+              </w:rPr>
+              <w:t>文件（</w:t>
+            </w:r>
+            <w:r>
+              <w:rPr>
+                <w:b/>
+                <w:bCs/>
+                <w:sz w:val="19"/>
+                <w:szCs w:val="19"/>
+              </w:rPr>
+              <w:t>DCC</w:t>
+            </w:r>
+            <w:r>
+              <w:rPr>
+                <w:b/>
+                <w:bCs/>
+                <w:sz w:val="19"/>
+                <w:szCs w:val="19"/>
+              </w:rPr>
+              <w:t>）</w:t>
+            </w:r>
+          </w:p>
+        </w:tc>
+        <w:tc>
+          <w:tcPr>
+            <w:tcW w:w="5000" w:type="dxa"/>
+            <w:shd w:val="clear" w:color="auto" w:fill="D9E2F0"/>
+            <w:tcMar>
+              <w:top w:w="60" w:type="dxa"/>
+              <w:left w:w="100" w:type="dxa"/>
+              <w:bottom w:w="60" w:type="dxa"/>
+              <w:right w:w="100" w:type="dxa"/>
+            </w:tcMar>
+          </w:tcPr>
+          <w:p>
+            <w:r>
+              <w:rPr>
+                <w:b/>
+                <w:bCs/>
+                <w:sz w:val="19"/>
+                <w:szCs w:val="19"/>
+              </w:rPr>
+              <w:t>說明</w:t>
+            </w:r>
+          </w:p>
+        </w:tc>
+      </w:tr>
+      <w:tr>
+        <w:tblPrEx>
+          <w:tblCellMar>
+            <w:top w:w="0" w:type="dxa"/>
+            <w:bottom w:w="0" w:type="dxa"/>
+          </w:tblCellMar>
+        </w:tblPrEx>
+        <w:tc>
+          <w:tcPr>
+            <w:tcW w:w="2600" w:type="dxa"/>
+            <w:tcMar>
+              <w:top w:w="60" w:type="dxa"/>
+              <w:left w:w="100" w:type="dxa"/>
+              <w:bottom w:w="60" w:type="dxa"/>
+              <w:right w:w="100" w:type="dxa"/>
+            </w:tcMar>
+          </w:tcPr>
+          <w:p>
+            <w:r>
+              <w:rPr>
+                <w:sz w:val="19"/>
+                <w:szCs w:val="19"/>
+              </w:rPr>
+              <w:t>幾乎必備</w:t>
+            </w:r>
+          </w:p>
+        </w:tc>
+        <w:tc>
+          <w:tcPr>
+            <w:tcW w:w="2400" w:type="dxa"/>
+            <w:tcMar>
+              <w:top w:w="60" w:type="dxa"/>
+              <w:left w:w="100" w:type="dxa"/>
+              <w:bottom w:w="60" w:type="dxa"/>
+              <w:right w:w="100" w:type="dxa"/>
+            </w:tcMar>
+          </w:tcPr>
+          <w:p>
+            <w:r>
+              <w:rPr>
+                <w:sz w:val="19"/>
+                <w:szCs w:val="19"/>
+              </w:rPr>
+              <w:t xml:space="preserve">&amp;EFS </w:t>
+            </w:r>
+            <w:r>
+              <w:rPr>
+                <w:sz w:val="19"/>
+                <w:szCs w:val="19"/>
+              </w:rPr>
+              <w:t>電路圖</w:t>
+            </w:r>
+          </w:p>
+        </w:tc>
+        <w:tc>
+          <w:tcPr>
+            <w:tcW w:w="5000" w:type="dxa"/>
+            <w:tcMar>
+              <w:top w:w="60" w:type="dxa"/>
+              <w:left w:w="100" w:type="dxa"/>
+              <w:bottom w:w="60" w:type="dxa"/>
+              <w:right w:w="100" w:type="dxa"/>
+            </w:tcMar>
+          </w:tcPr>
+          <w:p>
+            <w:r>
+              <w:rPr>
+                <w:sz w:val="19"/>
+                <w:szCs w:val="19"/>
+              </w:rPr>
+              <w:t>技術文件核心；</w:t>
+            </w:r>
+            <w:r>
+              <w:rPr>
+                <w:sz w:val="19"/>
+                <w:szCs w:val="19"/>
+              </w:rPr>
+              <w:t xml:space="preserve">IEC 60204-1 </w:t>
+            </w:r>
+            <w:r>
+              <w:rPr>
+                <w:sz w:val="19"/>
+                <w:szCs w:val="19"/>
+              </w:rPr>
+              <w:t>要求提供足以理解、除錯、維修電氣設備的電路資訊。</w:t>
+            </w:r>
+          </w:p>
+        </w:tc>
+      </w:tr>
+      <w:tr>
+        <w:tblPrEx>
+          <w:tblCellMar>
+            <w:top w:w="0" w:type="dxa"/>
+            <w:bottom w:w="0" w:type="dxa"/>
+          </w:tblCellMar>
+        </w:tblPrEx>
+        <w:tc>
+          <w:tcPr>
+            <w:tcW w:w="2600" w:type="dxa"/>
+            <w:tcMar>
+              <w:top w:w="60" w:type="dxa"/>
+              <w:left w:w="100" w:type="dxa"/>
+              <w:bottom w:w="60" w:type="dxa"/>
+              <w:right w:w="100" w:type="dxa"/>
+            </w:tcMar>
+          </w:tcPr>
+          <w:p>
+            <w:r>
+              <w:rPr>
+                <w:sz w:val="19"/>
+                <w:szCs w:val="19"/>
+              </w:rPr>
+              <w:t>幾乎必備</w:t>
+            </w:r>
+          </w:p>
+        </w:tc>
+        <w:tc>
+          <w:tcPr>
+            <w:tcW w:w="2400" w:type="dxa"/>
+            <w:tcMar>
+              <w:top w:w="60" w:type="dxa"/>
+              <w:left w:w="100" w:type="dxa"/>
+              <w:bottom w:w="60" w:type="dxa"/>
+              <w:right w:w="100" w:type="dxa"/>
+            </w:tcMar>
+          </w:tcPr>
+          <w:p>
+            <w:r>
+              <w:rPr>
+                <w:sz w:val="19"/>
+                <w:szCs w:val="19"/>
+              </w:rPr>
+              <w:t xml:space="preserve">&amp;EPB </w:t>
+            </w:r>
+            <w:r>
+              <w:rPr>
+                <w:sz w:val="19"/>
+                <w:szCs w:val="19"/>
+              </w:rPr>
+              <w:t>零件清單</w:t>
+            </w:r>
+          </w:p>
+        </w:tc>
+        <w:tc>
+          <w:tcPr>
+            <w:tcW w:w="5000" w:type="dxa"/>
+            <w:tcMar>
+              <w:top w:w="60" w:type="dxa"/>
+              <w:left w:w="100" w:type="dxa"/>
+              <w:bottom w:w="60" w:type="dxa"/>
+              <w:right w:w="100" w:type="dxa"/>
+            </w:tcMar>
+          </w:tcPr>
+          <w:p>
+            <w:r>
+              <w:rPr>
+                <w:sz w:val="19"/>
+                <w:szCs w:val="19"/>
+              </w:rPr>
+              <w:t>維修備品採購依據；</w:t>
+            </w:r>
+            <w:r>
+              <w:rPr>
+                <w:sz w:val="19"/>
+                <w:szCs w:val="19"/>
+              </w:rPr>
+              <w:t xml:space="preserve">CE </w:t>
+            </w:r>
+            <w:r>
+              <w:rPr>
+                <w:sz w:val="19"/>
+                <w:szCs w:val="19"/>
+              </w:rPr>
+              <w:t>案並以此證明元件認證狀態。</w:t>
+            </w:r>
+          </w:p>
+        </w:tc>
+      </w:tr>
+      <w:tr>
+        <w:tblPrEx>
+          <w:tblCellMar>
+            <w:top w:w="0" w:type="dxa"/>
+            <w:bottom w:w="0" w:type="dxa"/>
+          </w:tblCellMar>
+        </w:tblPrEx>
+        <w:tc>
+          <w:tcPr>
+            <w:tcW w:w="2600" w:type="dxa"/>
+            <w:tcMar>
+              <w:top w:w="60" w:type="dxa"/>
+              <w:left w:w="100" w:type="dxa"/>
+              <w:bottom w:w="60" w:type="dxa"/>
+              <w:right w:w="100" w:type="dxa"/>
+            </w:tcMar>
+          </w:tcPr>
+          <w:p>
+            <w:r>
+              <w:rPr>
+                <w:sz w:val="19"/>
+                <w:szCs w:val="19"/>
+              </w:rPr>
+              <w:t>有控制盤即需</w:t>
+            </w:r>
+          </w:p>
+        </w:tc>
+        <w:tc>
+          <w:tcPr>
+            <w:tcW w:w="2400" w:type="dxa"/>
+            <w:tcMar>
+              <w:top w:w="60" w:type="dxa"/>
+              <w:left w:w="100" w:type="dxa"/>
+              <w:bottom w:w="60" w:type="dxa"/>
+              <w:right w:w="100" w:type="dxa"/>
+            </w:tcMar>
+          </w:tcPr>
+          <w:p>
+            <w:r>
+              <w:rPr>
+                <w:sz w:val="19"/>
+                <w:szCs w:val="19"/>
+              </w:rPr>
+              <w:t xml:space="preserve">&amp;ELD </w:t>
+            </w:r>
+            <w:r>
+              <w:rPr>
+                <w:sz w:val="19"/>
+                <w:szCs w:val="19"/>
+              </w:rPr>
+              <w:t>佈置圖</w:t>
+            </w:r>
+          </w:p>
+        </w:tc>
+        <w:tc>
+          <w:tcPr>
+            <w:tcW w:w="5000" w:type="dxa"/>
+            <w:tcMar>
+              <w:top w:w="60" w:type="dxa"/>
+              <w:left w:w="100" w:type="dxa"/>
+              <w:bottom w:w="60" w:type="dxa"/>
+              <w:right w:w="100" w:type="dxa"/>
+            </w:tcMar>
+          </w:tcPr>
+          <w:p>
+            <w:r>
+              <w:rPr>
+                <w:sz w:val="19"/>
+                <w:szCs w:val="19"/>
+              </w:rPr>
+              <w:t>盤內元件位置圖；元件數量多時必須獨立成圖，不可僅附註於電路圖角落。</w:t>
+            </w:r>
+          </w:p>
+        </w:tc>
+      </w:tr>
+      <w:tr>
+        <w:tblPrEx>
+          <w:tblCellMar>
+            <w:top w:w="0" w:type="dxa"/>
+            <w:bottom w:w="0" w:type="dxa"/>
+          </w:tblCellMar>
+        </w:tblPrEx>
+        <w:tc>
+          <w:tcPr>
+            <w:tcW w:w="2600" w:type="dxa"/>
+            <w:tcMar>
+              <w:top w:w="60" w:type="dxa"/>
+              <w:left w:w="100" w:type="dxa"/>
+              <w:bottom w:w="60" w:type="dxa"/>
+              <w:right w:w="100" w:type="dxa"/>
+            </w:tcMar>
+          </w:tcPr>
+          <w:p>
+            <w:r>
+              <w:rPr>
+                <w:sz w:val="19"/>
+                <w:szCs w:val="19"/>
+              </w:rPr>
+              <w:t>二擇一</w:t>
+            </w:r>
+          </w:p>
+        </w:tc>
+        <w:tc>
+          <w:tcPr>
+            <w:tcW w:w="2400" w:type="dxa"/>
+            <w:tcMar>
+              <w:top w:w="60" w:type="dxa"/>
+              <w:left w:w="100" w:type="dxa"/>
+              <w:bottom w:w="60" w:type="dxa"/>
+              <w:right w:w="100" w:type="dxa"/>
+            </w:tcMar>
+          </w:tcPr>
+          <w:p>
+            <w:r>
+              <w:rPr>
+                <w:sz w:val="19"/>
+                <w:szCs w:val="19"/>
+              </w:rPr>
+              <w:t xml:space="preserve">&amp;EMA </w:t>
+            </w:r>
+            <w:r>
+              <w:rPr>
+                <w:sz w:val="19"/>
+                <w:szCs w:val="19"/>
+              </w:rPr>
+              <w:t>接線圖</w:t>
+            </w:r>
+            <w:r>
+              <w:rPr>
+                <w:sz w:val="19"/>
+                <w:szCs w:val="19"/>
+              </w:rPr>
+              <w:t xml:space="preserve"> </w:t>
+            </w:r>
+            <w:r>
+              <w:rPr>
+                <w:sz w:val="19"/>
+                <w:szCs w:val="19"/>
+              </w:rPr>
+              <w:t>或</w:t>
+            </w:r>
+            <w:r>
+              <w:rPr>
+                <w:sz w:val="19"/>
+                <w:szCs w:val="19"/>
+              </w:rPr>
+              <w:t xml:space="preserve"> &amp;EMB </w:t>
+            </w:r>
+            <w:r>
+              <w:rPr>
+                <w:sz w:val="19"/>
+                <w:szCs w:val="19"/>
+              </w:rPr>
+              <w:t>接線表</w:t>
+            </w:r>
+          </w:p>
+        </w:tc>
+        <w:tc>
+          <w:tcPr>
+            <w:tcW w:w="5000" w:type="dxa"/>
+            <w:tcMar>
+              <w:top w:w="60" w:type="dxa"/>
+              <w:left w:w="100" w:type="dxa"/>
+              <w:bottom w:w="60" w:type="dxa"/>
+              <w:right w:w="100" w:type="dxa"/>
+            </w:tcMar>
+          </w:tcPr>
+          <w:p>
+            <w:r>
+              <w:rPr>
+                <w:sz w:val="19"/>
+                <w:szCs w:val="19"/>
+              </w:rPr>
+              <w:t>功能重疊，擇一即可。台灣盤廠慣用圖形式接線圖；歐系（</w:t>
+            </w:r>
+            <w:r>
+              <w:rPr>
+                <w:sz w:val="19"/>
+                <w:szCs w:val="19"/>
+              </w:rPr>
+              <w:t xml:space="preserve">EPLAN </w:t>
+            </w:r>
+            <w:r>
+              <w:rPr>
+                <w:sz w:val="19"/>
+                <w:szCs w:val="19"/>
+              </w:rPr>
+              <w:t>流程）慣用表格式接線表，可直接餵給線號機與裁線設備。兩者並出有維護不同步的風險。</w:t>
+            </w:r>
+          </w:p>
+        </w:tc>
+      </w:tr>
+      <w:tr>
+        <w:tblPrEx>
+          <w:tblCellMar>
+            <w:top w:w="0" w:type="dxa"/>
+            <w:bottom w:w="0" w:type="dxa"/>
+          </w:tblCellMar>
+        </w:tblPrEx>
+        <w:tc>
+          <w:tcPr>
+            <w:tcW w:w="2600" w:type="dxa"/>
+            <w:tcMar>
+              <w:top w:w="60" w:type="dxa"/>
+              <w:left w:w="100" w:type="dxa"/>
+              <w:bottom w:w="60" w:type="dxa"/>
+              <w:right w:w="100" w:type="dxa"/>
+            </w:tcMar>
+          </w:tcPr>
+          <w:p>
+            <w:r>
+              <w:rPr>
+                <w:sz w:val="19"/>
+                <w:szCs w:val="19"/>
+              </w:rPr>
+              <w:t>大系統才需</w:t>
+            </w:r>
+          </w:p>
+        </w:tc>
+        <w:tc>
+          <w:tcPr>
+            <w:tcW w:w="2400" w:type="dxa"/>
+            <w:tcMar>
+              <w:top w:w="60" w:type="dxa"/>
+              <w:left w:w="100" w:type="dxa"/>
+              <w:bottom w:w="60" w:type="dxa"/>
+              <w:right w:w="100" w:type="dxa"/>
+            </w:tcMar>
+          </w:tcPr>
+          <w:p>
+            <w:r>
+              <w:rPr>
+                <w:sz w:val="19"/>
+                <w:szCs w:val="19"/>
+              </w:rPr>
+              <w:t xml:space="preserve">&amp;EFA </w:t>
+            </w:r>
+            <w:r>
+              <w:rPr>
+                <w:sz w:val="19"/>
+                <w:szCs w:val="19"/>
+              </w:rPr>
+              <w:t>概觀圖／單線圖</w:t>
+            </w:r>
+          </w:p>
+        </w:tc>
+        <w:tc>
+          <w:tcPr>
+            <w:tcW w:w="5000" w:type="dxa"/>
+            <w:tcMar>
+              <w:top w:w="60" w:type="dxa"/>
+              <w:left w:w="100" w:type="dxa"/>
+              <w:bottom w:w="60" w:type="dxa"/>
+              <w:right w:w="100" w:type="dxa"/>
+            </w:tcMar>
+          </w:tcPr>
+          <w:p>
+            <w:r>
+              <w:rPr>
+                <w:sz w:val="19"/>
+                <w:szCs w:val="19"/>
+              </w:rPr>
+              <w:t>多電源進線、多盤互聯、變壓器／發電機切換等系統層級架構才有意義；單進線產機不需要。</w:t>
+            </w:r>
+          </w:p>
+        </w:tc>
+      </w:tr>
+    </w:tbl>
+    <w:p>
+      <w:pPr>
+        <w:pStyle w:val="a4"/>
+        <w:numPr>
+          <w:ilvl w:val="0"/>
+          <w:numId w:val="2"/>
+        </w:numPr>
+        <w:spacing w:after="80"/>
+      </w:pPr>
+      <w:r>
+        <w:t>一般自動化產機標配：</w:t>
+      </w:r>
+      <w:r>
+        <w:t>EFS</w:t>
+      </w:r>
+      <w:r>
+        <w:t>＋</w:t>
+      </w:r>
+      <w:r>
+        <w:t>ELD</w:t>
+      </w:r>
+      <w:r>
+        <w:t>＋</w:t>
+      </w:r>
+      <w:r>
+        <w:t>EMB</w:t>
+      </w:r>
+      <w:r>
+        <w:t>（或</w:t>
+      </w:r>
+      <w:r>
+        <w:t xml:space="preserve"> EMA</w:t>
+      </w:r>
+      <w:r>
+        <w:t>）＋</w:t>
+      </w:r>
+      <w:r>
+        <w:t xml:space="preserve">EPB </w:t>
+      </w:r>
+      <w:r>
+        <w:t>四樣。</w:t>
+      </w:r>
+    </w:p>
+    <w:p>
+      <w:pPr>
+        <w:pStyle w:val="a4"/>
+        <w:numPr>
+          <w:ilvl w:val="0"/>
+          <w:numId w:val="2"/>
+        </w:numPr>
+        <w:spacing w:after="80"/>
+      </w:pPr>
+      <w:r>
+        <w:t>小型單盤設備可縮減為：</w:t>
+      </w:r>
+      <w:r>
+        <w:t>EFS</w:t>
+      </w:r>
+      <w:r>
+        <w:t>＋</w:t>
+      </w:r>
+      <w:r>
+        <w:t xml:space="preserve">EPB </w:t>
+      </w:r>
+      <w:r>
+        <w:t>兩樣。</w:t>
+      </w:r>
+    </w:p>
+    <w:p>
+      <w:pPr>
+        <w:pStyle w:val="a4"/>
+        <w:numPr>
+          <w:ilvl w:val="0"/>
+          <w:numId w:val="2"/>
+        </w:numPr>
+        <w:spacing w:after="80"/>
+      </w:pPr>
+      <w:r>
+        <w:t>整條產線或含配電系統的大型案件才會五、六樣齊全。</w:t>
+      </w:r>
+    </w:p>
+    <w:p>
+      <w:pPr>
+        <w:pStyle w:val="a4"/>
+        <w:numPr>
+          <w:ilvl w:val="0"/>
+          <w:numId w:val="2"/>
+        </w:numPr>
+        <w:spacing w:after="80"/>
+      </w:pPr>
+      <w:r>
+        <w:t>判斷準則只有一條：維修人員拿著這套文件，能否在不用猜的情況下把機器修好</w:t>
+      </w:r>
+      <w:r>
+        <w:t>——</w:t>
+      </w:r>
+      <w:r>
+        <w:t xml:space="preserve">IEC 60204-1 </w:t>
+      </w:r>
+      <w:r>
+        <w:t>查驗看的是這個，不是文件數量。</w:t>
+      </w:r>
+    </w:p>
+    <w:p>
+      <w:pPr>
+        <w:pStyle w:val="a4"/>
+        <w:numPr>
+          <w:ilvl w:val="0"/>
+          <w:numId w:val="2"/>
+        </w:numPr>
+        <w:spacing w:after="80"/>
+      </w:pPr>
+      <w:r>
+        <w:t>建議於合約報價階段即以</w:t>
+      </w:r>
+      <w:r>
+        <w:t xml:space="preserve"> DCC </w:t>
+      </w:r>
+      <w:r>
+        <w:t>碼列出交付文件清單寫入規格書，避免驗收時臨時追加項目的爭議。</w:t>
+      </w:r>
+    </w:p>
+    <w:p>
+      <w:pPr>
+        <w:pStyle w:val="1"/>
+        <w:spacing w:before="300" w:after="160"/>
+      </w:pPr>
+      <w:r>
+        <w:rPr>
+          <w:b/>
+          <w:bCs/>
+          <w:color w:val="1F4E79"/>
+          <w:sz w:val="30"/>
+          <w:szCs w:val="30"/>
+        </w:rPr>
+        <w:t xml:space="preserve">2. </w:t>
+      </w:r>
+      <w:r>
+        <w:rPr>
+          <w:b/>
+          <w:bCs/>
+          <w:color w:val="1F4E79"/>
+          <w:sz w:val="30"/>
+          <w:szCs w:val="30"/>
+        </w:rPr>
+        <w:t>修訂索引與修訂記錄欄</w:t>
+      </w:r>
+      <w:r>
+        <w:rPr>
+          <w:b/>
+          <w:bCs/>
+          <w:color w:val="1F4E79"/>
+          <w:sz w:val="30"/>
+          <w:szCs w:val="30"/>
+        </w:rPr>
+        <w:t xml:space="preserve"> </w:t>
+      </w:r>
+      <w:r>
+        <w:rPr>
+          <w:b/>
+          <w:bCs/>
+          <w:color w:val="1F4E79"/>
+          <w:sz w:val="30"/>
+          <w:szCs w:val="30"/>
+        </w:rPr>
+        <w:t>—</w:t>
+      </w:r>
+      <w:r>
+        <w:rPr>
+          <w:b/>
+          <w:bCs/>
+          <w:color w:val="1F4E79"/>
+          <w:sz w:val="30"/>
+          <w:szCs w:val="30"/>
+        </w:rPr>
+        <w:t xml:space="preserve"> </w:t>
+      </w:r>
+      <w:r>
+        <w:rPr>
+          <w:b/>
+          <w:bCs/>
+          <w:color w:val="1F4E79"/>
+          <w:sz w:val="30"/>
+          <w:szCs w:val="30"/>
+        </w:rPr>
+        <w:t>修訂規則</w:t>
+      </w:r>
+    </w:p>
+    <w:p>
+      <w:pPr>
+        <w:spacing w:after="120"/>
+      </w:pPr>
+      <w:r>
+        <w:t>修訂管理是</w:t>
+      </w:r>
+      <w:r>
+        <w:t xml:space="preserve"> CE</w:t>
+      </w:r>
+      <w:r>
+        <w:t>／客戶查驗時最常被檢核的項目：圖面必須能證明「這一版對應現場這一台機器」。</w:t>
+      </w:r>
+    </w:p>
+    <w:p>
+      <w:pPr>
+        <w:pStyle w:val="2"/>
+        <w:spacing w:before="220" w:after="120"/>
+      </w:pPr>
+      <w:r>
+        <w:rPr>
+          <w:b/>
+          <w:bCs/>
+          <w:color w:val="2E5E8C"/>
+          <w:sz w:val="24"/>
+          <w:szCs w:val="24"/>
+        </w:rPr>
+        <w:t xml:space="preserve">2.1 </w:t>
+      </w:r>
+      <w:r>
+        <w:rPr>
+          <w:b/>
+          <w:bCs/>
+          <w:color w:val="2E5E8C"/>
+          <w:sz w:val="24"/>
+          <w:szCs w:val="24"/>
+        </w:rPr>
+        <w:t>版次代號規則</w:t>
+      </w:r>
+    </w:p>
+    <w:p>
+      <w:pPr>
+        <w:pStyle w:val="a4"/>
+        <w:numPr>
+          <w:ilvl w:val="0"/>
+          <w:numId w:val="2"/>
+        </w:numPr>
+        <w:spacing w:after="80"/>
+      </w:pPr>
+      <w:r>
+        <w:t>發行前（草稿期）：以數字或</w:t>
+      </w:r>
+      <w:r>
+        <w:t xml:space="preserve"> P </w:t>
+      </w:r>
+      <w:r>
+        <w:t>前綴標示，如</w:t>
+      </w:r>
+      <w:r>
+        <w:t xml:space="preserve"> 01</w:t>
+      </w:r>
+      <w:r>
+        <w:t>、</w:t>
+      </w:r>
+      <w:r>
+        <w:t xml:space="preserve">02 </w:t>
+      </w:r>
+      <w:r>
+        <w:t>或</w:t>
+      </w:r>
+      <w:r>
+        <w:t xml:space="preserve"> P1</w:t>
+      </w:r>
+      <w:r>
+        <w:t>、</w:t>
+      </w:r>
+      <w:r>
+        <w:t>P2</w:t>
+      </w:r>
+      <w:r>
+        <w:t>，代表尚無效力。</w:t>
+      </w:r>
+    </w:p>
+    <w:p>
+      <w:pPr>
+        <w:pStyle w:val="a4"/>
+        <w:numPr>
+          <w:ilvl w:val="0"/>
+          <w:numId w:val="2"/>
+        </w:numPr>
+        <w:spacing w:after="80"/>
+      </w:pPr>
+      <w:r>
+        <w:t>首次正式發行：版次定為</w:t>
+      </w:r>
+      <w:r>
+        <w:t xml:space="preserve"> A</w:t>
+      </w:r>
+      <w:r>
+        <w:t>（部分公司慣用「</w:t>
+      </w:r>
+      <w:r>
+        <w:t>-</w:t>
+      </w:r>
+      <w:r>
+        <w:t>」或「</w:t>
+      </w:r>
+      <w:r>
+        <w:t>0</w:t>
+      </w:r>
+      <w:r>
+        <w:t>」，擇一並全公司統一）。</w:t>
+      </w:r>
+    </w:p>
+    <w:p>
+      <w:pPr>
+        <w:pStyle w:val="a4"/>
+        <w:numPr>
+          <w:ilvl w:val="0"/>
+          <w:numId w:val="2"/>
+        </w:numPr>
+        <w:spacing w:after="80"/>
+      </w:pPr>
+      <w:r>
+        <w:t>後續修訂：依字母序</w:t>
+      </w:r>
+      <w:r>
+        <w:t xml:space="preserve"> B</w:t>
+      </w:r>
+      <w:r>
+        <w:t>、</w:t>
+      </w:r>
+      <w:r>
+        <w:t>C</w:t>
+      </w:r>
+      <w:r>
+        <w:t>、</w:t>
+      </w:r>
+      <w:r>
+        <w:t>D</w:t>
+      </w:r>
+      <w:r>
+        <w:t>…</w:t>
+      </w:r>
+      <w:r>
+        <w:t>；跳過</w:t>
+      </w:r>
+      <w:r>
+        <w:t xml:space="preserve"> I</w:t>
+      </w:r>
+      <w:r>
+        <w:t>、</w:t>
+      </w:r>
+      <w:r>
+        <w:t>O</w:t>
+      </w:r>
+      <w:r>
+        <w:t>、</w:t>
+      </w:r>
+      <w:r>
+        <w:t xml:space="preserve">Q </w:t>
+      </w:r>
+      <w:r>
+        <w:t>三個字母，避免與數字</w:t>
+      </w:r>
+      <w:r>
+        <w:t xml:space="preserve"> 1</w:t>
+      </w:r>
+      <w:r>
+        <w:t>、</w:t>
+      </w:r>
+      <w:r>
+        <w:t xml:space="preserve">0 </w:t>
+      </w:r>
+      <w:r>
+        <w:t>混淆。</w:t>
+      </w:r>
+    </w:p>
+    <w:p>
+      <w:pPr>
+        <w:pStyle w:val="a4"/>
+        <w:numPr>
+          <w:ilvl w:val="0"/>
+          <w:numId w:val="2"/>
+        </w:numPr>
+        <w:spacing w:after="80"/>
+      </w:pPr>
+      <w:r>
+        <w:t>字母用罄（超過</w:t>
+      </w:r>
+      <w:r>
+        <w:t xml:space="preserve"> Z</w:t>
+      </w:r>
+      <w:r>
+        <w:t>）時採</w:t>
+      </w:r>
+      <w:r>
+        <w:t xml:space="preserve"> AA</w:t>
+      </w:r>
+      <w:r>
+        <w:t>、</w:t>
+      </w:r>
+      <w:r>
+        <w:t>AB</w:t>
+      </w:r>
+      <w:r>
+        <w:t>…</w:t>
+      </w:r>
+      <w:r>
+        <w:t>延續。</w:t>
+      </w:r>
+    </w:p>
+    <w:p>
+      <w:pPr>
+        <w:pStyle w:val="2"/>
+        <w:spacing w:before="220" w:after="120"/>
+      </w:pPr>
+      <w:r>
+        <w:rPr>
+          <w:b/>
+          <w:bCs/>
+          <w:color w:val="2E5E8C"/>
+          <w:sz w:val="24"/>
+          <w:szCs w:val="24"/>
+        </w:rPr>
+        <w:t xml:space="preserve">2.2 </w:t>
+      </w:r>
+      <w:r>
+        <w:rPr>
+          <w:b/>
+          <w:bCs/>
+          <w:color w:val="2E5E8C"/>
+          <w:sz w:val="24"/>
+          <w:szCs w:val="24"/>
+        </w:rPr>
+        <w:t>何時必須升版</w:t>
+      </w:r>
+    </w:p>
+    <w:p>
+      <w:pPr>
+        <w:pStyle w:val="a4"/>
+        <w:numPr>
+          <w:ilvl w:val="0"/>
+          <w:numId w:val="2"/>
+        </w:numPr>
+        <w:spacing w:after="80"/>
+      </w:pPr>
+      <w:r>
+        <w:lastRenderedPageBreak/>
+        <w:t>任何影響製造、配線、檢驗結果的內容變更：迴路更動、元件型號更換、線號變更、端子配置調整。</w:t>
+      </w:r>
+    </w:p>
+    <w:p>
+      <w:pPr>
+        <w:pStyle w:val="a4"/>
+        <w:numPr>
+          <w:ilvl w:val="0"/>
+          <w:numId w:val="2"/>
+        </w:numPr>
+        <w:spacing w:after="80"/>
+      </w:pPr>
+      <w:r>
+        <w:t>不需升版的情形：純排版微調、錯字修正且不影響技術內容</w:t>
+      </w:r>
+      <w:r>
+        <w:t>——</w:t>
+      </w:r>
+      <w:r>
+        <w:t>但若已正式發行，保守做法仍是升版，並在修改內容註明「文字修正」。</w:t>
+      </w:r>
+    </w:p>
+    <w:p>
+      <w:pPr>
+        <w:pStyle w:val="a4"/>
+        <w:numPr>
+          <w:ilvl w:val="0"/>
+          <w:numId w:val="2"/>
+        </w:numPr>
+        <w:spacing w:after="80"/>
+      </w:pPr>
+      <w:r>
+        <w:t>升版必須同步：標題欄修訂索引、修訂記錄欄新增一列、受影響頁面的修訂標記，三者缺一不可。</w:t>
+      </w:r>
+    </w:p>
+    <w:p>
+      <w:pPr>
+        <w:pStyle w:val="2"/>
+        <w:spacing w:before="220" w:after="120"/>
+      </w:pPr>
+      <w:r>
+        <w:rPr>
+          <w:b/>
+          <w:bCs/>
+          <w:color w:val="2E5E8C"/>
+          <w:sz w:val="24"/>
+          <w:szCs w:val="24"/>
+        </w:rPr>
+        <w:t xml:space="preserve">2.3 </w:t>
+      </w:r>
+      <w:r>
+        <w:rPr>
+          <w:b/>
+          <w:bCs/>
+          <w:color w:val="2E5E8C"/>
+          <w:sz w:val="24"/>
+          <w:szCs w:val="24"/>
+        </w:rPr>
+        <w:t>修訂記錄欄填寫要求</w:t>
+      </w:r>
+    </w:p>
+    <w:tbl>
+      <w:tblPr>
+        <w:tblW w:w="10000" w:type="dxa"/>
+        <w:tblBorders>
+          <w:top w:val="single" w:sz="4" w:space="0" w:color="auto"/>
+          <w:left w:val="single" w:sz="4" w:space="0" w:color="auto"/>
+          <w:bottom w:val="single" w:sz="4" w:space="0" w:color="auto"/>
+          <w:right w:val="single" w:sz="4" w:space="0" w:color="auto"/>
+          <w:insideH w:val="single" w:sz="4" w:space="0" w:color="auto"/>
+          <w:insideV w:val="single" w:sz="4" w:space="0" w:color="auto"/>
+        </w:tblBorders>
+        <w:tblCellMar>
+          <w:left w:w="10" w:type="dxa"/>
+          <w:right w:w="10" w:type="dxa"/>
+        </w:tblCellMar>
+        <w:tblLook w:val="04A0" w:firstRow="1" w:lastRow="0" w:firstColumn="1" w:lastColumn="0" w:noHBand="0" w:noVBand="1"/>
       </w:tblPr>
       <w:tblGrid>
         <w:gridCol w:w="1200"/>
@@ -2436,7 +3174,6 @@
           <w:sz w:val="30"/>
           <w:szCs w:val="30"/>
         </w:rPr>
-        <w:lastRenderedPageBreak/>
         <w:t xml:space="preserve">4. </w:t>
       </w:r>
       <w:r>
@@ -2731,6 +3468,7 @@
         <w:spacing w:after="80"/>
       </w:pPr>
       <w:r>
+        <w:lastRenderedPageBreak/>
         <w:t>使用名詞性描述，避免縮寫與內部俗稱；同專案內命名格式保持一致。</w:t>
       </w:r>
     </w:p>
@@ -2828,7 +3566,7 @@
           <w:left w:w="10" w:type="dxa"/>
           <w:right w:w="10" w:type="dxa"/>
         </w:tblCellMar>
-        <w:tblLook w:val="0000" w:firstRow="0" w:lastRow="0" w:firstColumn="0" w:lastColumn="0" w:noHBand="0" w:noVBand="0"/>
+        <w:tblLook w:val="04A0" w:firstRow="1" w:lastRow="0" w:firstColumn="1" w:lastColumn="0" w:noHBand="0" w:noVBand="1"/>
       </w:tblPr>
       <w:tblGrid>
         <w:gridCol w:w="2200"/>
@@ -3362,7 +4100,6 @@
           <w:sz w:val="24"/>
           <w:szCs w:val="24"/>
         </w:rPr>
-        <w:lastRenderedPageBreak/>
         <w:t xml:space="preserve">9.1 </w:t>
       </w:r>
       <w:r>
@@ -3391,7 +4128,7 @@
           <w:left w:w="10" w:type="dxa"/>
           <w:right w:w="10" w:type="dxa"/>
         </w:tblCellMar>
-        <w:tblLook w:val="0000" w:firstRow="0" w:lastRow="0" w:firstColumn="0" w:lastColumn="0" w:noHBand="0" w:noVBand="0"/>
+        <w:tblLook w:val="04A0" w:firstRow="1" w:lastRow="0" w:firstColumn="1" w:lastColumn="0" w:noHBand="0" w:noVBand="1"/>
       </w:tblPr>
       <w:tblGrid>
         <w:gridCol w:w="1400"/>
@@ -4259,6 +4996,7 @@
         <w:spacing w:after="80"/>
       </w:pPr>
       <w:r>
+        <w:lastRenderedPageBreak/>
         <w:t>格式為「頁次</w:t>
       </w:r>
       <w:r>
@@ -4423,7 +5161,7 @@
           <w:left w:w="10" w:type="dxa"/>
           <w:right w:w="10" w:type="dxa"/>
         </w:tblCellMar>
-        <w:tblLook w:val="0000" w:firstRow="0" w:lastRow="0" w:firstColumn="0" w:lastColumn="0" w:noHBand="0" w:noVBand="0"/>
+        <w:tblLook w:val="04A0" w:firstRow="1" w:lastRow="0" w:firstColumn="1" w:lastColumn="0" w:noHBand="0" w:noVBand="1"/>
       </w:tblPr>
       <w:tblGrid>
         <w:gridCol w:w="3000"/>
@@ -5193,10 +5931,10 @@
 <file path=word/numbering.xml><?xml version="1.0" encoding="utf-8"?>
 <w:numbering xmlns:wpc="http://schemas.microsoft.com/office/word/2010/wordprocessingCanvas" xmlns:cx="http://schemas.microsoft.com/office/drawing/2014/chartex" xmlns:cx1="http://schemas.microsoft.com/office/drawing/2015/9/8/chartex" xmlns:cx2="http://schemas.microsoft.com/office/drawing/2015/10/21/chartex" xmlns:cx3="http://schemas.microsoft.com/office/drawing/2016/5/9/chartex" xmlns:cx4="http://schemas.microsoft.com/office/drawing/2016/5/10/chartex" xmlns:cx5="http://schemas.microsoft.com/office/drawing/2016/5/11/chartex" xmlns:cx6="http://schemas.microsoft.com/office/drawing/2016/5/12/chartex" xmlns:cx7="http://schemas.microsoft.com/office/drawing/2016/5/13/chartex" xmlns:cx8="http://schemas.microsoft.com/office/drawing/2016/5/14/chartex" xmlns:mc="http://schemas.openxmlformats.org/markup-compatibility/2006" xmlns:m="http://schemas.openxmlformats.org/officeDocument/2006/math" xmlns:aink="http://schemas.microsoft.com/office/drawing/2016/ink" xmlns:am3d="http://schemas.microsoft.com/office/drawing/2017/model3d" xmlns:oel="http://schemas.microsoft.com/office/2019/extlst" xmlns:r="http://schemas.openxmlformats.org/officeDocument/2006/relationships" xmlns:wp14="http://schemas.microsoft.com/office/word/2010/wordprocessingDrawing" xmlns:wp="http://schemas.openxmlformats.org/drawingml/2006/wordprocessingDrawing" xmlns:wpg="http://schemas.microsoft.com/office/word/2010/wordprocessingGroup" xmlns:wpi="http://schemas.microsoft.com/office/word/2010/wordprocessingInk" xmlns:wps="http://schemas.microsoft.com/office/word/2010/wordprocessingShape" xmlns:o="urn:schemas-microsoft-com:office:office" xmlns:v="urn:schemas-microsoft-com:vml" xmlns:w10="urn:schemas-microsoft-com:office:word" xmlns:w="http://schemas.openxmlformats.org/wordprocessingml/2006/main" xmlns:w14="http://schemas.microsoft.com/office/word/2010/wordml" xmlns:w15="http://schemas.microsoft.com/office/word/2012/wordml" xmlns:w16cex="http://schemas.microsoft.com/office/word/2018/wordml/cex" xmlns:w16cid="http://schemas.microsoft.com/office/word/2016/wordml/cid" xmlns:w16="http://schemas.microsoft.com/office/word/2018/wordml" xmlns:w16sdtdh="http://schemas.microsoft.com/office/word/2020/wordml/sdtdatahash" xmlns:w16sdtfl="http://schemas.microsoft.com/office/word/2024/wordml/sdtformatlock" xmlns:w16se="http://schemas.microsoft.com/office/word/2015/wordml/symex" xmlns:w16du="http://schemas.microsoft.com/office/word/2023/wordml/word16du" xmlns:wne="http://schemas.microsoft.com/office/word/2006/wordml" mc:Ignorable="w14 w15 w16se w16cid w16 w16cex w16sdtdh w16sdtfl w16du wp14">
   <w:abstractNum w:abstractNumId="0" w15:restartNumberingAfterBreak="0">
-    <w:nsid w:val="44BD4DE9"/>
+    <w:nsid w:val="3CBE7B10"/>
     <w:multiLevelType w:val="hybridMultilevel"/>
-    <w:tmpl w:val="45C86D94"/>
-    <w:lvl w:ilvl="0" w:tplc="6712B464">
+    <w:tmpl w:val="D1B49144"/>
+    <w:lvl w:ilvl="0" w:tplc="5BF64BB6">
       <w:start w:val="1"/>
       <w:numFmt w:val="bullet"/>
       <w:lvlText w:val="●"/>
@@ -5205,7 +5943,7 @@
         <w:ind w:left="720" w:hanging="360"/>
       </w:pPr>
     </w:lvl>
-    <w:lvl w:ilvl="1" w:tplc="DA045734">
+    <w:lvl w:ilvl="1" w:tplc="0944B1C6">
       <w:start w:val="1"/>
       <w:numFmt w:val="bullet"/>
       <w:lvlText w:val="○"/>
@@ -5214,7 +5952,7 @@
         <w:ind w:left="1440" w:hanging="360"/>
       </w:pPr>
     </w:lvl>
-    <w:lvl w:ilvl="2" w:tplc="C07A9AEA">
+    <w:lvl w:ilvl="2" w:tplc="880A8CFA">
       <w:start w:val="1"/>
       <w:numFmt w:val="bullet"/>
       <w:lvlText w:val="■"/>
@@ -5223,7 +5961,7 @@
         <w:ind w:left="2160" w:hanging="360"/>
       </w:pPr>
     </w:lvl>
-    <w:lvl w:ilvl="3" w:tplc="901AC950">
+    <w:lvl w:ilvl="3" w:tplc="D3621238">
       <w:start w:val="1"/>
       <w:numFmt w:val="bullet"/>
       <w:lvlText w:val="●"/>
@@ -5232,7 +5970,7 @@
         <w:ind w:left="2880" w:hanging="360"/>
       </w:pPr>
     </w:lvl>
-    <w:lvl w:ilvl="4" w:tplc="9B8E34BA">
+    <w:lvl w:ilvl="4" w:tplc="72EC2AE8">
       <w:start w:val="1"/>
       <w:numFmt w:val="bullet"/>
       <w:lvlText w:val="○"/>
@@ -5241,7 +5979,7 @@
         <w:ind w:left="3600" w:hanging="360"/>
       </w:pPr>
     </w:lvl>
-    <w:lvl w:ilvl="5" w:tplc="2C4E0A44">
+    <w:lvl w:ilvl="5" w:tplc="6A7C9E5E">
       <w:start w:val="1"/>
       <w:numFmt w:val="bullet"/>
       <w:lvlText w:val="■"/>
@@ -5250,7 +5988,7 @@
         <w:ind w:left="4320" w:hanging="360"/>
       </w:pPr>
     </w:lvl>
-    <w:lvl w:ilvl="6" w:tplc="4580C22E">
+    <w:lvl w:ilvl="6" w:tplc="03C052B0">
       <w:start w:val="1"/>
       <w:numFmt w:val="bullet"/>
       <w:lvlText w:val="●"/>
@@ -5259,7 +5997,7 @@
         <w:ind w:left="5040" w:hanging="360"/>
       </w:pPr>
     </w:lvl>
-    <w:lvl w:ilvl="7" w:tplc="120EE9A0">
+    <w:lvl w:ilvl="7" w:tplc="972AD094">
       <w:start w:val="1"/>
       <w:numFmt w:val="bullet"/>
       <w:lvlText w:val="●"/>
@@ -5268,7 +6006,7 @@
         <w:ind w:left="5760" w:hanging="360"/>
       </w:pPr>
     </w:lvl>
-    <w:lvl w:ilvl="8" w:tplc="4D10D21E">
+    <w:lvl w:ilvl="8" w:tplc="5AB0962C">
       <w:start w:val="1"/>
       <w:numFmt w:val="bullet"/>
       <w:lvlText w:val="●"/>
@@ -5279,10 +6017,10 @@
     </w:lvl>
   </w:abstractNum>
   <w:abstractNum w:abstractNumId="1" w15:restartNumberingAfterBreak="0">
-    <w:nsid w:val="79260896"/>
+    <w:nsid w:val="4DB965D0"/>
     <w:multiLevelType w:val="hybridMultilevel"/>
-    <w:tmpl w:val="11B8432E"/>
-    <w:lvl w:ilvl="0" w:tplc="A4FA85BE">
+    <w:tmpl w:val="70864566"/>
+    <w:lvl w:ilvl="0" w:tplc="C6C28576">
       <w:start w:val="1"/>
       <w:numFmt w:val="bullet"/>
       <w:lvlText w:val="•"/>
@@ -5291,54 +6029,54 @@
         <w:ind w:left="420" w:hanging="210"/>
       </w:pPr>
     </w:lvl>
-    <w:lvl w:ilvl="1" w:tplc="61A8C692">
+    <w:lvl w:ilvl="1" w:tplc="648A639E">
       <w:numFmt w:val="decimal"/>
       <w:lvlText w:val=""/>
       <w:lvlJc w:val="left"/>
     </w:lvl>
-    <w:lvl w:ilvl="2" w:tplc="4BEAE5E8">
+    <w:lvl w:ilvl="2" w:tplc="FF3AFA24">
       <w:numFmt w:val="decimal"/>
       <w:lvlText w:val=""/>
       <w:lvlJc w:val="left"/>
     </w:lvl>
-    <w:lvl w:ilvl="3" w:tplc="71AC4348">
+    <w:lvl w:ilvl="3" w:tplc="DBA6F506">
       <w:numFmt w:val="decimal"/>
       <w:lvlText w:val=""/>
       <w:lvlJc w:val="left"/>
     </w:lvl>
-    <w:lvl w:ilvl="4" w:tplc="8054835A">
+    <w:lvl w:ilvl="4" w:tplc="7D0A8596">
       <w:numFmt w:val="decimal"/>
       <w:lvlText w:val=""/>
       <w:lvlJc w:val="left"/>
     </w:lvl>
-    <w:lvl w:ilvl="5" w:tplc="929CE5F0">
+    <w:lvl w:ilvl="5" w:tplc="3D08E25A">
       <w:numFmt w:val="decimal"/>
       <w:lvlText w:val=""/>
       <w:lvlJc w:val="left"/>
     </w:lvl>
-    <w:lvl w:ilvl="6" w:tplc="DD4A0A8A">
+    <w:lvl w:ilvl="6" w:tplc="4452838A">
       <w:numFmt w:val="decimal"/>
       <w:lvlText w:val=""/>
       <w:lvlJc w:val="left"/>
     </w:lvl>
-    <w:lvl w:ilvl="7" w:tplc="C65E7756">
+    <w:lvl w:ilvl="7" w:tplc="B074CCC6">
       <w:numFmt w:val="decimal"/>
       <w:lvlText w:val=""/>
       <w:lvlJc w:val="left"/>
     </w:lvl>
-    <w:lvl w:ilvl="8" w:tplc="912E3FA2">
+    <w:lvl w:ilvl="8" w:tplc="5B52CED0">
       <w:numFmt w:val="decimal"/>
       <w:lvlText w:val=""/>
       <w:lvlJc w:val="left"/>
     </w:lvl>
   </w:abstractNum>
-  <w:num w:numId="1" w16cid:durableId="1741292465">
+  <w:num w:numId="1" w16cid:durableId="866717204">
     <w:abstractNumId w:val="0"/>
     <w:lvlOverride w:ilvl="0">
       <w:startOverride w:val="1"/>
     </w:lvlOverride>
   </w:num>
-  <w:num w:numId="2" w16cid:durableId="1445225032">
+  <w:num w:numId="2" w16cid:durableId="1788549383">
     <w:abstractNumId w:val="1"/>
     <w:lvlOverride w:ilvl="0">
       <w:startOverride w:val="1"/>
